--- a/templates/本人谈话笔录（上下班时案件）.docx
+++ b/templates/本人谈话笔录（上下班时案件）.docx
@@ -20,36 +20,27 @@
           <w:sz w:val="44"/>
           <w:szCs w:val="44"/>
         </w:rPr>
-        <w:t xml:space="preserve"> </w:t>
-      </w:r>
-      <w:r>
-        <w:rPr>
-          <w:rFonts w:hAnsi="宋体" w:cs="宋体" w:hint="eastAsia"/>
+        <w:t xml:space="preserve"> 永嘉县人力资源和社会保障局</w:t>
+      </w:r>
+    </w:p>
+    <w:p>
+      <w:pPr>
+        <w:pStyle w:val="a3"/>
+        <w:jc w:val="center"/>
+        <w:rPr>
+          <w:rFonts w:hAnsi="宋体" w:cs="宋体"/>
           <w:b/>
           <w:sz w:val="44"/>
           <w:szCs w:val="44"/>
         </w:rPr>
-        <w:t>永嘉县人力资源和社会保障局</w:t>
-      </w:r>
-    </w:p>
-    <w:p>
-      <w:pPr>
-        <w:pStyle w:val="a3"/>
-        <w:jc w:val="center"/>
-        <w:rPr>
-          <w:rFonts w:hAnsi="宋体" w:cs="宋体"/>
+      </w:pPr>
+      <w:r>
+        <w:rPr>
+          <w:rFonts w:hAnsi="宋体" w:cs="宋体" w:hint="eastAsia"/>
           <w:b/>
           <w:sz w:val="44"/>
           <w:szCs w:val="44"/>
         </w:rPr>
-      </w:pPr>
-      <w:r>
-        <w:rPr>
-          <w:rFonts w:hAnsi="宋体" w:cs="宋体" w:hint="eastAsia"/>
-          <w:b/>
-          <w:sz w:val="44"/>
-          <w:szCs w:val="44"/>
-        </w:rPr>
         <w:t>调查笔录</w:t>
       </w:r>
     </w:p>
@@ -380,7 +371,7 @@
           <w:szCs w:val="30"/>
           <w:u w:val="single"/>
         </w:rPr>
-        <w:t>本人身份证号</w:t>
+        <w:t>本人身份证</w:t>
       </w:r>
       <w:r>
         <w:rPr>
@@ -397,7 +388,7 @@
         <w:pStyle w:val="a3"/>
         <w:spacing w:line="460" w:lineRule="exact"/>
         <w:rPr>
-          <w:rFonts w:hAnsi="宋体" w:cs="宋体" w:hint="eastAsia"/>
+          <w:rFonts w:hAnsi="宋体" w:cs="宋体"/>
           <w:sz w:val="30"/>
           <w:szCs w:val="30"/>
         </w:rPr>
@@ -730,7 +721,7 @@
         <w:pStyle w:val="a3"/>
         <w:spacing w:line="460" w:lineRule="exact"/>
         <w:rPr>
-          <w:rFonts w:hAnsi="宋体" w:cs="宋体" w:hint="eastAsia"/>
+          <w:rFonts w:hAnsi="宋体" w:cs="宋体"/>
           <w:sz w:val="30"/>
           <w:szCs w:val="30"/>
         </w:rPr>
@@ -752,66 +743,16 @@
           <w:sz w:val="30"/>
           <w:szCs w:val="30"/>
         </w:rPr>
-        <w:t>问：你好，我们是永嘉县人力资源和社会保障局工伤认定调查人员</w:t>
-      </w:r>
-      <w:r>
-        <w:rPr>
-          <w:rFonts w:hAnsi="宋体" w:cs="宋体" w:hint="eastAsia"/>
-          <w:sz w:val="30"/>
-          <w:szCs w:val="30"/>
-        </w:rPr>
-        <w:t>(</w:t>
-      </w:r>
-      <w:r>
-        <w:rPr>
-          <w:rFonts w:hAnsi="宋体" w:cs="宋体" w:hint="eastAsia"/>
-          <w:sz w:val="30"/>
-          <w:szCs w:val="30"/>
-        </w:rPr>
-        <w:t>出示证件</w:t>
-      </w:r>
-      <w:r>
-        <w:rPr>
-          <w:rFonts w:hAnsi="宋体" w:cs="宋体" w:hint="eastAsia"/>
-          <w:sz w:val="30"/>
-          <w:szCs w:val="30"/>
-        </w:rPr>
-        <w:t>)</w:t>
-      </w:r>
-      <w:r>
-        <w:rPr>
-          <w:rFonts w:hAnsi="宋体" w:cs="宋体" w:hint="eastAsia"/>
-          <w:sz w:val="30"/>
-          <w:szCs w:val="30"/>
-        </w:rPr>
-        <w:t>，现向你调查有关</w:t>
-      </w:r>
-      <w:r>
-        <w:rPr>
-          <w:rFonts w:hAnsi="宋体" w:cs="宋体" w:hint="eastAsia"/>
-          <w:sz w:val="30"/>
-          <w:szCs w:val="30"/>
-          <w:u w:val="single"/>
-        </w:rPr>
-        <w:t xml:space="preserve">  </w:t>
-      </w:r>
-      <w:r>
-        <w:rPr>
-          <w:rFonts w:hAnsi="宋体" w:cs="宋体" w:hint="eastAsia"/>
-          <w:sz w:val="30"/>
-          <w:szCs w:val="30"/>
-          <w:u w:val="single"/>
-        </w:rPr>
-        <w:t>你本人</w:t>
-      </w:r>
-      <w:r>
-        <w:rPr>
-          <w:rFonts w:hAnsi="宋体" w:cs="宋体" w:hint="eastAsia"/>
-          <w:sz w:val="30"/>
-          <w:szCs w:val="30"/>
-          <w:u w:val="single"/>
-        </w:rPr>
-        <w:t xml:space="preserve">  </w:t>
+        <w:t>问：你好，我们是永嘉县人力资源和社会保障局工伤认定调查人员(出示证件)，现向你调查有关</w:t>
+      </w:r>
+      <w:r>
+        <w:rPr>
+          <w:rFonts w:hAnsi="宋体" w:cs="宋体" w:hint="eastAsia"/>
+          <w:sz w:val="30"/>
+          <w:szCs w:val="30"/>
+          <w:u w:val="single"/>
+        </w:rPr>
+        <w:t xml:space="preserve">  你本人  </w:t>
       </w:r>
       <w:r>
         <w:rPr>
@@ -857,16 +798,7 @@
           <w:szCs w:val="30"/>
           <w:u w:val="single"/>
         </w:rPr>
-        <w:t>答：听清楚了，不申请回避。</w:t>
-      </w:r>
-      <w:r>
-        <w:rPr>
-          <w:rFonts w:hAnsi="宋体" w:cs="宋体" w:hint="eastAsia"/>
-          <w:sz w:val="30"/>
-          <w:szCs w:val="30"/>
-          <w:u w:val="single"/>
-        </w:rPr>
-        <w:t xml:space="preserve">                                      </w:t>
+        <w:t xml:space="preserve">答：听清楚了，不申请回避。 </w:t>
       </w:r>
     </w:p>
     <w:p>
@@ -896,1123 +828,6 @@
     <w:p>
       <w:pPr>
         <w:pStyle w:val="a3"/>
-        <w:spacing w:line="520" w:lineRule="exact"/>
-        <w:rPr>
-          <w:rFonts w:hAnsi="宋体" w:cs="宋体"/>
-          <w:sz w:val="30"/>
-          <w:szCs w:val="30"/>
-          <w:u w:val="single"/>
-        </w:rPr>
-      </w:pPr>
-      <w:r>
-        <w:rPr>
-          <w:rFonts w:hAnsi="宋体" w:cs="宋体" w:hint="eastAsia"/>
-          <w:sz w:val="30"/>
-          <w:szCs w:val="30"/>
-          <w:u w:val="single"/>
-        </w:rPr>
-        <w:t>问：你跟</w:t>
-      </w:r>
-      <w:r>
-        <w:rPr>
-          <w:sz w:val="30"/>
-          <w:szCs w:val="30"/>
-          <w:u w:val="single"/>
-        </w:rPr>
-        <w:t>{用人单位}</w:t>
-      </w:r>
-      <w:r>
-        <w:rPr>
-          <w:rFonts w:hAnsi="宋体" w:cs="宋体" w:hint="eastAsia"/>
-          <w:sz w:val="30"/>
-          <w:szCs w:val="30"/>
-          <w:u w:val="single"/>
-        </w:rPr>
-        <w:t>有没有签订劳动合同关系？有没有参加工伤保险？</w:t>
-      </w:r>
-    </w:p>
-    <w:p>
-      <w:pPr>
-        <w:pStyle w:val="a3"/>
-        <w:spacing w:line="520" w:lineRule="exact"/>
-        <w:rPr>
-          <w:rFonts w:hAnsi="宋体" w:cs="宋体"/>
-          <w:sz w:val="30"/>
-          <w:szCs w:val="30"/>
-          <w:u w:val="single"/>
-        </w:rPr>
-      </w:pPr>
-      <w:r>
-        <w:rPr>
-          <w:rFonts w:hAnsi="宋体" w:cs="宋体" w:hint="eastAsia"/>
-          <w:sz w:val="30"/>
-          <w:szCs w:val="30"/>
-          <w:u w:val="single"/>
-        </w:rPr>
-        <w:lastRenderedPageBreak/>
-        <w:t>答：有签过的，劳动合同上的</w:t>
-      </w:r>
-      <w:r>
-        <w:rPr>
-          <w:rFonts w:hAnsi="宋体" w:cs="宋体" w:hint="eastAsia"/>
-          <w:sz w:val="30"/>
-          <w:szCs w:val="30"/>
-          <w:u w:val="single"/>
-        </w:rPr>
-        <w:t>字是我签的，手印是我按的，有参加工伤保险的。</w:t>
-      </w:r>
-    </w:p>
-    <w:p>
-      <w:pPr>
-        <w:pStyle w:val="a3"/>
-        <w:spacing w:line="520" w:lineRule="exact"/>
-        <w:rPr>
-          <w:rFonts w:hAnsi="宋体" w:cs="宋体"/>
-          <w:sz w:val="30"/>
-          <w:szCs w:val="30"/>
-          <w:u w:val="single"/>
-        </w:rPr>
-      </w:pPr>
-      <w:r>
-        <w:rPr>
-          <w:rFonts w:hAnsi="宋体" w:cs="宋体" w:hint="eastAsia"/>
-          <w:sz w:val="30"/>
-          <w:szCs w:val="30"/>
-          <w:u w:val="single"/>
-        </w:rPr>
-        <w:t>问：你的正常工作时间和班次是怎样的？</w:t>
-      </w:r>
-    </w:p>
-    <w:p>
-      <w:pPr>
-        <w:pStyle w:val="a3"/>
-        <w:spacing w:line="520" w:lineRule="exact"/>
-        <w:rPr>
-          <w:rFonts w:hAnsi="宋体" w:cs="宋体"/>
-          <w:sz w:val="30"/>
-          <w:szCs w:val="30"/>
-          <w:u w:val="single"/>
-        </w:rPr>
-      </w:pPr>
-      <w:r>
-        <w:rPr>
-          <w:rFonts w:hAnsi="宋体" w:cs="宋体" w:hint="eastAsia"/>
-          <w:sz w:val="30"/>
-          <w:szCs w:val="30"/>
-          <w:u w:val="single"/>
-        </w:rPr>
-        <w:t>答：我上白班，工作时间是早上</w:t>
-      </w:r>
-      <w:r>
-        <w:rPr>
-          <w:rFonts w:hAnsi="宋体" w:cs="宋体" w:hint="eastAsia"/>
-          <w:sz w:val="30"/>
-          <w:szCs w:val="30"/>
-          <w:u w:val="single"/>
-        </w:rPr>
-        <w:t>8:00</w:t>
-      </w:r>
-      <w:r>
-        <w:rPr>
-          <w:rFonts w:hAnsi="宋体" w:cs="宋体" w:hint="eastAsia"/>
-          <w:sz w:val="30"/>
-          <w:szCs w:val="30"/>
-          <w:u w:val="single"/>
-        </w:rPr>
-        <w:t>到下午</w:t>
-      </w:r>
-      <w:r>
-        <w:rPr>
-          <w:rFonts w:hAnsi="宋体" w:cs="宋体" w:hint="eastAsia"/>
-          <w:sz w:val="30"/>
-          <w:szCs w:val="30"/>
-          <w:u w:val="single"/>
-        </w:rPr>
-        <w:t>17:00</w:t>
-      </w:r>
-      <w:r>
-        <w:rPr>
-          <w:rFonts w:hAnsi="宋体" w:cs="宋体" w:hint="eastAsia"/>
-          <w:sz w:val="30"/>
-          <w:szCs w:val="30"/>
-          <w:u w:val="single"/>
-        </w:rPr>
-        <w:t>。</w:t>
-      </w:r>
-    </w:p>
-    <w:p>
-      <w:pPr>
-        <w:pStyle w:val="a3"/>
-        <w:spacing w:line="520" w:lineRule="exact"/>
-        <w:rPr>
-          <w:rFonts w:hAnsi="宋体" w:cs="宋体"/>
-          <w:sz w:val="30"/>
-          <w:szCs w:val="30"/>
-          <w:u w:val="single"/>
-        </w:rPr>
-      </w:pPr>
-      <w:r>
-        <w:rPr>
-          <w:rFonts w:hAnsi="宋体" w:cs="宋体" w:hint="eastAsia"/>
-          <w:sz w:val="30"/>
-          <w:szCs w:val="30"/>
-          <w:u w:val="single"/>
-        </w:rPr>
-        <w:t>问：事故当天，你是否正常上班？上下班的交通方式是什么？</w:t>
-      </w:r>
-    </w:p>
-    <w:p>
-      <w:pPr>
-        <w:pStyle w:val="a3"/>
-        <w:spacing w:line="520" w:lineRule="exact"/>
-        <w:rPr>
-          <w:rFonts w:hAnsi="宋体" w:cs="宋体"/>
-          <w:sz w:val="30"/>
-          <w:szCs w:val="30"/>
-          <w:u w:val="single"/>
-        </w:rPr>
-      </w:pPr>
-      <w:r>
-        <w:rPr>
-          <w:rFonts w:hAnsi="宋体" w:cs="宋体" w:hint="eastAsia"/>
-          <w:sz w:val="30"/>
-          <w:szCs w:val="30"/>
-          <w:u w:val="single"/>
-        </w:rPr>
-        <w:t>答：是的，我</w:t>
-      </w:r>
-      <w:r>
-        <w:rPr>
-          <w:rFonts w:hAnsi="宋体" w:cs="宋体" w:hint="eastAsia"/>
-          <w:sz w:val="30"/>
-          <w:szCs w:val="30"/>
-          <w:u w:val="single"/>
-        </w:rPr>
-        <w:t>XXXX</w:t>
-      </w:r>
-      <w:r>
-        <w:rPr>
-          <w:rFonts w:hAnsi="宋体" w:cs="宋体" w:hint="eastAsia"/>
-          <w:sz w:val="30"/>
-          <w:szCs w:val="30"/>
-          <w:u w:val="single"/>
-        </w:rPr>
-        <w:t>年</w:t>
-      </w:r>
-      <w:r>
-        <w:rPr>
-          <w:rFonts w:hAnsi="宋体" w:cs="宋体" w:hint="eastAsia"/>
-          <w:sz w:val="30"/>
-          <w:szCs w:val="30"/>
-          <w:u w:val="single"/>
-        </w:rPr>
-        <w:t>XX</w:t>
-      </w:r>
-      <w:r>
-        <w:rPr>
-          <w:rFonts w:hAnsi="宋体" w:cs="宋体" w:hint="eastAsia"/>
-          <w:sz w:val="30"/>
-          <w:szCs w:val="30"/>
-          <w:u w:val="single"/>
-        </w:rPr>
-        <w:t>月</w:t>
-      </w:r>
-      <w:r>
-        <w:rPr>
-          <w:rFonts w:hAnsi="宋体" w:cs="宋体" w:hint="eastAsia"/>
-          <w:sz w:val="30"/>
-          <w:szCs w:val="30"/>
-          <w:u w:val="single"/>
-        </w:rPr>
-        <w:t>XX</w:t>
-      </w:r>
-      <w:r>
-        <w:rPr>
-          <w:rFonts w:hAnsi="宋体" w:cs="宋体" w:hint="eastAsia"/>
-          <w:sz w:val="30"/>
-          <w:szCs w:val="30"/>
-          <w:u w:val="single"/>
-        </w:rPr>
-        <w:t>日当天正常上班。我每天上下班都是骑电动自行车。</w:t>
-      </w:r>
-    </w:p>
-    <w:p>
-      <w:pPr>
-        <w:pStyle w:val="a3"/>
-        <w:spacing w:line="520" w:lineRule="exact"/>
-        <w:rPr>
-          <w:rFonts w:hAnsi="宋体" w:cs="宋体"/>
-          <w:sz w:val="30"/>
-          <w:szCs w:val="30"/>
-          <w:u w:val="single"/>
-        </w:rPr>
-      </w:pPr>
-      <w:r>
-        <w:rPr>
-          <w:rFonts w:hAnsi="宋体" w:cs="宋体" w:hint="eastAsia"/>
-          <w:sz w:val="30"/>
-          <w:szCs w:val="30"/>
-          <w:u w:val="single"/>
-        </w:rPr>
-        <w:t>问：请描述一下你当日的上下班路线。你通常的出行路线是怎样的？事故当日的路线是否与此一致？</w:t>
-      </w:r>
-    </w:p>
-    <w:p>
-      <w:pPr>
-        <w:pStyle w:val="a3"/>
-        <w:spacing w:line="520" w:lineRule="exact"/>
-        <w:rPr>
-          <w:rFonts w:hAnsi="宋体" w:cs="宋体"/>
-          <w:sz w:val="30"/>
-          <w:szCs w:val="30"/>
-          <w:u w:val="single"/>
-        </w:rPr>
-      </w:pPr>
-      <w:r>
-        <w:rPr>
-          <w:rFonts w:hAnsi="宋体" w:cs="宋体" w:hint="eastAsia"/>
-          <w:sz w:val="30"/>
-          <w:szCs w:val="30"/>
-          <w:u w:val="single"/>
-        </w:rPr>
-        <w:t>答：我每天从家（</w:t>
-      </w:r>
-      <w:r>
-        <w:rPr>
-          <w:rFonts w:hAnsi="宋体" w:cs="宋体" w:hint="eastAsia"/>
-          <w:sz w:val="30"/>
-          <w:szCs w:val="30"/>
-          <w:u w:val="single"/>
-        </w:rPr>
-        <w:t>XX</w:t>
-      </w:r>
-      <w:r>
-        <w:rPr>
-          <w:rFonts w:hAnsi="宋体" w:cs="宋体" w:hint="eastAsia"/>
-          <w:sz w:val="30"/>
-          <w:szCs w:val="30"/>
-          <w:u w:val="single"/>
-        </w:rPr>
-        <w:t>路</w:t>
-      </w:r>
-      <w:r>
-        <w:rPr>
-          <w:rFonts w:hAnsi="宋体" w:cs="宋体" w:hint="eastAsia"/>
-          <w:sz w:val="30"/>
-          <w:szCs w:val="30"/>
-          <w:u w:val="single"/>
-        </w:rPr>
-        <w:t>XX</w:t>
-      </w:r>
-      <w:r>
-        <w:rPr>
-          <w:rFonts w:hAnsi="宋体" w:cs="宋体" w:hint="eastAsia"/>
-          <w:sz w:val="30"/>
-          <w:szCs w:val="30"/>
-          <w:u w:val="single"/>
-        </w:rPr>
-        <w:t>小区）到公司（</w:t>
-      </w:r>
-      <w:r>
-        <w:rPr>
-          <w:rFonts w:hAnsi="宋体" w:cs="宋体" w:hint="eastAsia"/>
-          <w:sz w:val="30"/>
-          <w:szCs w:val="30"/>
-          <w:u w:val="single"/>
-        </w:rPr>
-        <w:t>XX</w:t>
-      </w:r>
-      <w:r>
-        <w:rPr>
-          <w:rFonts w:hAnsi="宋体" w:cs="宋体" w:hint="eastAsia"/>
-          <w:sz w:val="30"/>
-          <w:szCs w:val="30"/>
-          <w:u w:val="single"/>
-        </w:rPr>
-        <w:t>路</w:t>
-      </w:r>
-      <w:r>
-        <w:rPr>
-          <w:rFonts w:hAnsi="宋体" w:cs="宋体" w:hint="eastAsia"/>
-          <w:sz w:val="30"/>
-          <w:szCs w:val="30"/>
-          <w:u w:val="single"/>
-        </w:rPr>
-        <w:t>XX</w:t>
-      </w:r>
-      <w:r>
-        <w:rPr>
-          <w:rFonts w:hAnsi="宋体" w:cs="宋体" w:hint="eastAsia"/>
-          <w:sz w:val="30"/>
-          <w:szCs w:val="30"/>
-          <w:u w:val="single"/>
-        </w:rPr>
-        <w:t>号）的路线是固定的：从小区出来走</w:t>
-      </w:r>
-      <w:r>
-        <w:rPr>
-          <w:rFonts w:hAnsi="宋体" w:cs="宋体" w:hint="eastAsia"/>
-          <w:sz w:val="30"/>
-          <w:szCs w:val="30"/>
-          <w:u w:val="single"/>
-        </w:rPr>
-        <w:t>XX</w:t>
-      </w:r>
-      <w:r>
-        <w:rPr>
-          <w:rFonts w:hAnsi="宋体" w:cs="宋体" w:hint="eastAsia"/>
-          <w:sz w:val="30"/>
-          <w:szCs w:val="30"/>
-          <w:u w:val="single"/>
-        </w:rPr>
-        <w:t>路，然后右转上</w:t>
-      </w:r>
-      <w:r>
-        <w:rPr>
-          <w:rFonts w:hAnsi="宋体" w:cs="宋体" w:hint="eastAsia"/>
-          <w:sz w:val="30"/>
-          <w:szCs w:val="30"/>
-          <w:u w:val="single"/>
-        </w:rPr>
-        <w:t>XX</w:t>
-      </w:r>
-      <w:r>
-        <w:rPr>
-          <w:rFonts w:hAnsi="宋体" w:cs="宋体" w:hint="eastAsia"/>
-          <w:sz w:val="30"/>
-          <w:szCs w:val="30"/>
-          <w:u w:val="single"/>
-        </w:rPr>
-        <w:t>大道，直行大约</w:t>
-      </w:r>
-      <w:r>
-        <w:rPr>
-          <w:rFonts w:hAnsi="宋体" w:cs="宋体" w:hint="eastAsia"/>
-          <w:sz w:val="30"/>
-          <w:szCs w:val="30"/>
-          <w:u w:val="single"/>
-        </w:rPr>
-        <w:t>3</w:t>
-      </w:r>
-      <w:r>
-        <w:rPr>
-          <w:rFonts w:hAnsi="宋体" w:cs="宋体" w:hint="eastAsia"/>
-          <w:sz w:val="30"/>
-          <w:szCs w:val="30"/>
-          <w:u w:val="single"/>
-        </w:rPr>
-        <w:t>公里就到公司了。事发当天的</w:t>
-      </w:r>
-      <w:r>
-        <w:rPr>
-          <w:rFonts w:hAnsi="宋体" w:cs="宋体" w:hint="eastAsia"/>
-          <w:sz w:val="30"/>
-          <w:szCs w:val="30"/>
-          <w:u w:val="single"/>
-        </w:rPr>
-        <w:t>路线和平时完全一样。</w:t>
-      </w:r>
-    </w:p>
-    <w:p>
-      <w:pPr>
-        <w:pStyle w:val="a3"/>
-        <w:spacing w:line="520" w:lineRule="exact"/>
-        <w:rPr>
-          <w:rFonts w:hAnsi="宋体" w:cs="宋体"/>
-          <w:sz w:val="30"/>
-          <w:szCs w:val="30"/>
-          <w:u w:val="single"/>
-        </w:rPr>
-      </w:pPr>
-      <w:r>
-        <w:rPr>
-          <w:rFonts w:hAnsi="宋体" w:cs="宋体" w:hint="eastAsia"/>
-          <w:sz w:val="30"/>
-          <w:szCs w:val="30"/>
-          <w:u w:val="single"/>
-        </w:rPr>
-        <w:t>问：事故发生时是上班途中还是下班途中？具体时间是什么？</w:t>
-      </w:r>
-    </w:p>
-    <w:p>
-      <w:pPr>
-        <w:pStyle w:val="a3"/>
-        <w:spacing w:line="520" w:lineRule="exact"/>
-        <w:rPr>
-          <w:rFonts w:hAnsi="宋体" w:cs="宋体"/>
-          <w:sz w:val="30"/>
-          <w:szCs w:val="30"/>
-          <w:u w:val="single"/>
-        </w:rPr>
-      </w:pPr>
-      <w:r>
-        <w:rPr>
-          <w:rFonts w:hAnsi="宋体" w:cs="宋体" w:hint="eastAsia"/>
-          <w:sz w:val="30"/>
-          <w:szCs w:val="30"/>
-          <w:u w:val="single"/>
-        </w:rPr>
-        <w:t>答：是上班途中。当时是早上大概</w:t>
-      </w:r>
-      <w:r>
-        <w:rPr>
-          <w:rFonts w:hAnsi="宋体" w:cs="宋体" w:hint="eastAsia"/>
-          <w:sz w:val="30"/>
-          <w:szCs w:val="30"/>
-          <w:u w:val="single"/>
-        </w:rPr>
-        <w:t>XXXX</w:t>
-      </w:r>
-      <w:r>
-        <w:rPr>
-          <w:rFonts w:hAnsi="宋体" w:cs="宋体" w:hint="eastAsia"/>
-          <w:sz w:val="30"/>
-          <w:szCs w:val="30"/>
-          <w:u w:val="single"/>
-        </w:rPr>
-        <w:t>年</w:t>
-      </w:r>
-      <w:r>
-        <w:rPr>
-          <w:rFonts w:hAnsi="宋体" w:cs="宋体" w:hint="eastAsia"/>
-          <w:sz w:val="30"/>
-          <w:szCs w:val="30"/>
-          <w:u w:val="single"/>
-        </w:rPr>
-        <w:t>XX</w:t>
-      </w:r>
-      <w:r>
-        <w:rPr>
-          <w:rFonts w:hAnsi="宋体" w:cs="宋体" w:hint="eastAsia"/>
-          <w:sz w:val="30"/>
-          <w:szCs w:val="30"/>
-          <w:u w:val="single"/>
-        </w:rPr>
-        <w:t>月</w:t>
-      </w:r>
-      <w:r>
-        <w:rPr>
-          <w:rFonts w:hAnsi="宋体" w:cs="宋体" w:hint="eastAsia"/>
-          <w:sz w:val="30"/>
-          <w:szCs w:val="30"/>
-          <w:u w:val="single"/>
-        </w:rPr>
-        <w:t>XX</w:t>
-      </w:r>
-      <w:r>
-        <w:rPr>
-          <w:rFonts w:hAnsi="宋体" w:cs="宋体" w:hint="eastAsia"/>
-          <w:sz w:val="30"/>
-          <w:szCs w:val="30"/>
-          <w:u w:val="single"/>
-        </w:rPr>
-        <w:t>日。</w:t>
-      </w:r>
-    </w:p>
-    <w:p>
-      <w:pPr>
-        <w:pStyle w:val="a3"/>
-        <w:spacing w:line="520" w:lineRule="exact"/>
-        <w:rPr>
-          <w:rFonts w:hAnsi="宋体" w:cs="宋体"/>
-          <w:sz w:val="30"/>
-          <w:szCs w:val="30"/>
-          <w:u w:val="single"/>
-        </w:rPr>
-      </w:pPr>
-      <w:r>
-        <w:rPr>
-          <w:rFonts w:hAnsi="宋体" w:cs="宋体" w:hint="eastAsia"/>
-          <w:sz w:val="30"/>
-          <w:szCs w:val="30"/>
-          <w:u w:val="single"/>
-        </w:rPr>
-        <w:t>问：请你详细的描述一下交通事故发生的具体地点、经过及原因。</w:t>
-      </w:r>
-    </w:p>
-    <w:p>
-      <w:pPr>
-        <w:pStyle w:val="a3"/>
-        <w:spacing w:line="520" w:lineRule="exact"/>
-        <w:rPr>
-          <w:rFonts w:hAnsi="宋体" w:cs="宋体"/>
-          <w:sz w:val="30"/>
-          <w:szCs w:val="30"/>
-          <w:u w:val="single"/>
-        </w:rPr>
-      </w:pPr>
-      <w:r>
-        <w:rPr>
-          <w:rFonts w:hAnsi="宋体" w:cs="宋体" w:hint="eastAsia"/>
-          <w:sz w:val="30"/>
-          <w:szCs w:val="30"/>
-          <w:u w:val="single"/>
-        </w:rPr>
-        <w:t>答：</w:t>
-      </w:r>
-      <w:r>
-        <w:rPr>
-          <w:rFonts w:hAnsi="宋体" w:cs="宋体" w:hint="eastAsia"/>
-          <w:sz w:val="30"/>
-          <w:szCs w:val="30"/>
-          <w:u w:val="single"/>
-        </w:rPr>
-        <w:t>XXXX</w:t>
-      </w:r>
-      <w:r>
-        <w:rPr>
-          <w:rFonts w:hAnsi="宋体" w:cs="宋体" w:hint="eastAsia"/>
-          <w:sz w:val="30"/>
-          <w:szCs w:val="30"/>
-          <w:u w:val="single"/>
-        </w:rPr>
-        <w:t>年</w:t>
-      </w:r>
-      <w:r>
-        <w:rPr>
-          <w:rFonts w:hAnsi="宋体" w:cs="宋体" w:hint="eastAsia"/>
-          <w:sz w:val="30"/>
-          <w:szCs w:val="30"/>
-          <w:u w:val="single"/>
-        </w:rPr>
-        <w:t>XX</w:t>
-      </w:r>
-      <w:r>
-        <w:rPr>
-          <w:rFonts w:hAnsi="宋体" w:cs="宋体" w:hint="eastAsia"/>
-          <w:sz w:val="30"/>
-          <w:szCs w:val="30"/>
-          <w:u w:val="single"/>
-        </w:rPr>
-        <w:t>月</w:t>
-      </w:r>
-      <w:r>
-        <w:rPr>
-          <w:rFonts w:hAnsi="宋体" w:cs="宋体" w:hint="eastAsia"/>
-          <w:sz w:val="30"/>
-          <w:szCs w:val="30"/>
-          <w:u w:val="single"/>
-        </w:rPr>
-        <w:t>XX</w:t>
-      </w:r>
-      <w:r>
-        <w:rPr>
-          <w:rFonts w:hAnsi="宋体" w:cs="宋体" w:hint="eastAsia"/>
-          <w:sz w:val="30"/>
-          <w:szCs w:val="30"/>
-          <w:u w:val="single"/>
-        </w:rPr>
-        <w:t>日上午我当时骑电动自行车在</w:t>
-      </w:r>
-      <w:r>
-        <w:rPr>
-          <w:rFonts w:hAnsi="宋体" w:cs="宋体" w:hint="eastAsia"/>
-          <w:sz w:val="30"/>
-          <w:szCs w:val="30"/>
-          <w:u w:val="single"/>
-        </w:rPr>
-        <w:t>XX</w:t>
-      </w:r>
-      <w:r>
-        <w:rPr>
-          <w:rFonts w:hAnsi="宋体" w:cs="宋体" w:hint="eastAsia"/>
-          <w:sz w:val="30"/>
-          <w:szCs w:val="30"/>
-          <w:u w:val="single"/>
-        </w:rPr>
-        <w:t>大道的非机动车道上由东往西正常行驶，速度不快。</w:t>
-      </w:r>
-      <w:r>
-        <w:rPr>
-          <w:rFonts w:hAnsi="宋体" w:cs="宋体" w:hint="eastAsia"/>
-          <w:sz w:val="30"/>
-          <w:szCs w:val="30"/>
-          <w:u w:val="single"/>
-        </w:rPr>
-        <w:t>XXXX</w:t>
-      </w:r>
-      <w:r>
-        <w:rPr>
-          <w:rFonts w:hAnsi="宋体" w:cs="宋体" w:hint="eastAsia"/>
-          <w:sz w:val="30"/>
-          <w:szCs w:val="30"/>
-          <w:u w:val="single"/>
-        </w:rPr>
-        <w:t>年</w:t>
-      </w:r>
-      <w:r>
-        <w:rPr>
-          <w:rFonts w:hAnsi="宋体" w:cs="宋体" w:hint="eastAsia"/>
-          <w:sz w:val="30"/>
-          <w:szCs w:val="30"/>
-          <w:u w:val="single"/>
-        </w:rPr>
-        <w:t>XX</w:t>
-      </w:r>
-      <w:r>
-        <w:rPr>
-          <w:rFonts w:hAnsi="宋体" w:cs="宋体" w:hint="eastAsia"/>
-          <w:sz w:val="30"/>
-          <w:szCs w:val="30"/>
-          <w:u w:val="single"/>
-        </w:rPr>
-        <w:t>月</w:t>
-      </w:r>
-      <w:r>
-        <w:rPr>
-          <w:rFonts w:hAnsi="宋体" w:cs="宋体" w:hint="eastAsia"/>
-          <w:sz w:val="30"/>
-          <w:szCs w:val="30"/>
-          <w:u w:val="single"/>
-        </w:rPr>
-        <w:t>XX</w:t>
-      </w:r>
-      <w:r>
-        <w:rPr>
-          <w:rFonts w:hAnsi="宋体" w:cs="宋体" w:hint="eastAsia"/>
-          <w:sz w:val="30"/>
-          <w:szCs w:val="30"/>
-          <w:u w:val="single"/>
-        </w:rPr>
-        <w:t>日快到</w:t>
-      </w:r>
-      <w:r>
-        <w:rPr>
-          <w:rFonts w:hAnsi="宋体" w:cs="宋体" w:hint="eastAsia"/>
-          <w:sz w:val="30"/>
-          <w:szCs w:val="30"/>
-          <w:u w:val="single"/>
-        </w:rPr>
-        <w:t>XX</w:t>
-      </w:r>
-      <w:r>
-        <w:rPr>
-          <w:rFonts w:hAnsi="宋体" w:cs="宋体" w:hint="eastAsia"/>
-          <w:sz w:val="30"/>
-          <w:szCs w:val="30"/>
-          <w:u w:val="single"/>
-        </w:rPr>
-        <w:t>路口时，一辆车牌号为浙</w:t>
-      </w:r>
-      <w:r>
-        <w:rPr>
-          <w:rFonts w:hAnsi="宋体" w:cs="宋体" w:hint="eastAsia"/>
-          <w:sz w:val="30"/>
-          <w:szCs w:val="30"/>
-          <w:u w:val="single"/>
-        </w:rPr>
-        <w:t>CXXXXX</w:t>
-      </w:r>
-      <w:r>
-        <w:rPr>
-          <w:rFonts w:hAnsi="宋体" w:cs="宋体" w:hint="eastAsia"/>
-          <w:sz w:val="30"/>
-          <w:szCs w:val="30"/>
-          <w:u w:val="single"/>
-        </w:rPr>
-        <w:t>的黑色小轿车在毫无征兆的情况下突然从机动车道向右变道，为了右转进入路口，侵入了非机动车道，它的右前侧车头撞到了我的电动自行车左侧，把我连人带车撞倒在地。</w:t>
-      </w:r>
-    </w:p>
-    <w:p>
-      <w:pPr>
-        <w:pStyle w:val="a3"/>
-        <w:spacing w:line="520" w:lineRule="exact"/>
-        <w:rPr>
-          <w:rFonts w:hAnsi="宋体" w:cs="宋体"/>
-          <w:sz w:val="30"/>
-          <w:szCs w:val="30"/>
-          <w:u w:val="single"/>
-        </w:rPr>
-      </w:pPr>
-      <w:r>
-        <w:rPr>
-          <w:rFonts w:hAnsi="宋体" w:cs="宋体" w:hint="eastAsia"/>
-          <w:sz w:val="30"/>
-          <w:szCs w:val="30"/>
-          <w:u w:val="single"/>
-        </w:rPr>
-        <w:t>问：事故发生时，有无监控拍到你受伤的经过？</w:t>
-      </w:r>
-    </w:p>
-    <w:p>
-      <w:pPr>
-        <w:pStyle w:val="a3"/>
-        <w:spacing w:line="520" w:lineRule="exact"/>
-        <w:rPr>
-          <w:rFonts w:hAnsi="宋体" w:cs="宋体"/>
-          <w:sz w:val="30"/>
-          <w:szCs w:val="30"/>
-          <w:u w:val="single"/>
-        </w:rPr>
-      </w:pPr>
-      <w:r>
-        <w:rPr>
-          <w:rFonts w:hAnsi="宋体" w:cs="宋体" w:hint="eastAsia"/>
-          <w:sz w:val="30"/>
-          <w:szCs w:val="30"/>
-          <w:u w:val="single"/>
-        </w:rPr>
-        <w:t>答：有现场监控，我们已经提供。</w:t>
-      </w:r>
-    </w:p>
-    <w:p>
-      <w:pPr>
-        <w:pStyle w:val="a3"/>
-        <w:spacing w:line="520" w:lineRule="exact"/>
-        <w:rPr>
-          <w:rFonts w:hAnsi="宋体" w:cs="宋体"/>
-          <w:sz w:val="30"/>
-          <w:szCs w:val="30"/>
-          <w:u w:val="single"/>
-        </w:rPr>
-      </w:pPr>
-      <w:r>
-        <w:rPr>
-          <w:rFonts w:hAnsi="宋体" w:cs="宋体" w:hint="eastAsia"/>
-          <w:sz w:val="30"/>
-          <w:szCs w:val="30"/>
-          <w:u w:val="single"/>
-        </w:rPr>
-        <w:t>问：事故发生后，是否报警？公安机关交通管理部门是如何处理的？</w:t>
-      </w:r>
-    </w:p>
-    <w:p>
-      <w:pPr>
-        <w:pStyle w:val="a3"/>
-        <w:spacing w:line="520" w:lineRule="exact"/>
-        <w:rPr>
-          <w:rFonts w:hAnsi="宋体" w:cs="宋体"/>
-          <w:sz w:val="30"/>
-          <w:szCs w:val="30"/>
-          <w:u w:val="single"/>
-        </w:rPr>
-      </w:pPr>
-      <w:r>
-        <w:rPr>
-          <w:rFonts w:hAnsi="宋体" w:cs="宋体" w:hint="eastAsia"/>
-          <w:sz w:val="30"/>
-          <w:szCs w:val="30"/>
-          <w:u w:val="single"/>
-        </w:rPr>
-        <w:lastRenderedPageBreak/>
-        <w:t>答：报警了。路边好心人帮我打了</w:t>
-      </w:r>
-      <w:r>
-        <w:rPr>
-          <w:rFonts w:hAnsi="宋体" w:cs="宋体" w:hint="eastAsia"/>
-          <w:sz w:val="30"/>
-          <w:szCs w:val="30"/>
-          <w:u w:val="single"/>
-        </w:rPr>
-        <w:t>110</w:t>
-      </w:r>
-      <w:r>
-        <w:rPr>
-          <w:rFonts w:hAnsi="宋体" w:cs="宋体" w:hint="eastAsia"/>
-          <w:sz w:val="30"/>
-          <w:szCs w:val="30"/>
-          <w:u w:val="single"/>
-        </w:rPr>
-        <w:t>和</w:t>
-      </w:r>
-      <w:r>
-        <w:rPr>
-          <w:rFonts w:hAnsi="宋体" w:cs="宋体" w:hint="eastAsia"/>
-          <w:sz w:val="30"/>
-          <w:szCs w:val="30"/>
-          <w:u w:val="single"/>
-        </w:rPr>
-        <w:t>120</w:t>
-      </w:r>
-      <w:r>
-        <w:rPr>
-          <w:rFonts w:hAnsi="宋体" w:cs="宋体" w:hint="eastAsia"/>
-          <w:sz w:val="30"/>
-          <w:szCs w:val="30"/>
-          <w:u w:val="single"/>
-        </w:rPr>
-        <w:t>。交警</w:t>
-      </w:r>
-      <w:r>
-        <w:rPr>
-          <w:rFonts w:hAnsi="宋体" w:cs="宋体" w:hint="eastAsia"/>
-          <w:sz w:val="30"/>
-          <w:szCs w:val="30"/>
-          <w:u w:val="single"/>
-        </w:rPr>
-        <w:t>XXX</w:t>
-      </w:r>
-      <w:r>
-        <w:rPr>
-          <w:rFonts w:hAnsi="宋体" w:cs="宋体" w:hint="eastAsia"/>
-          <w:sz w:val="30"/>
-          <w:szCs w:val="30"/>
-          <w:u w:val="single"/>
-        </w:rPr>
-        <w:t>大队的民警到了现场，拍了照，也给我们做了笔录。后来去了交警队处理。</w:t>
-      </w:r>
-    </w:p>
-    <w:p>
-      <w:pPr>
-        <w:pStyle w:val="a3"/>
-        <w:spacing w:line="520" w:lineRule="exact"/>
-        <w:rPr>
-          <w:rFonts w:hAnsi="宋体" w:cs="宋体"/>
-          <w:sz w:val="30"/>
-          <w:szCs w:val="30"/>
-          <w:u w:val="single"/>
-        </w:rPr>
-      </w:pPr>
-      <w:r>
-        <w:rPr>
-          <w:rFonts w:hAnsi="宋体" w:cs="宋体" w:hint="eastAsia"/>
-          <w:sz w:val="30"/>
-          <w:szCs w:val="30"/>
-          <w:u w:val="single"/>
-        </w:rPr>
-        <w:t>问：公安机关交通管理部门是否出具了《道路交通事故认定书》？责任是如何划分的？</w:t>
-      </w:r>
-    </w:p>
-    <w:p>
-      <w:pPr>
-        <w:pStyle w:val="a3"/>
-        <w:spacing w:line="520" w:lineRule="exact"/>
-        <w:rPr>
-          <w:rFonts w:hAnsi="宋体" w:cs="宋体"/>
-          <w:sz w:val="30"/>
-          <w:szCs w:val="30"/>
-          <w:u w:val="single"/>
-        </w:rPr>
-      </w:pPr>
-      <w:r>
-        <w:rPr>
-          <w:rFonts w:hAnsi="宋体" w:cs="宋体" w:hint="eastAsia"/>
-          <w:sz w:val="30"/>
-          <w:szCs w:val="30"/>
-          <w:u w:val="single"/>
-        </w:rPr>
-        <w:t>答：出了。大概在事故发生后第</w:t>
-      </w:r>
-      <w:r>
-        <w:rPr>
-          <w:rFonts w:hAnsi="宋体" w:cs="宋体" w:hint="eastAsia"/>
-          <w:sz w:val="30"/>
-          <w:szCs w:val="30"/>
-          <w:u w:val="single"/>
-        </w:rPr>
-        <w:t>X</w:t>
-      </w:r>
-      <w:r>
-        <w:rPr>
-          <w:rFonts w:hAnsi="宋体" w:cs="宋体" w:hint="eastAsia"/>
-          <w:sz w:val="30"/>
-          <w:szCs w:val="30"/>
-          <w:u w:val="single"/>
-        </w:rPr>
-        <w:t>天，交警给我们出了认定书，认定对方小轿车驾驶员负事故的全部责任，我无责任。（注：这是最关键证据，必须记录责任划分结果）</w:t>
-      </w:r>
-    </w:p>
-    <w:p>
-      <w:pPr>
-        <w:pStyle w:val="a3"/>
-        <w:spacing w:line="520" w:lineRule="exact"/>
-        <w:rPr>
-          <w:rFonts w:hAnsi="宋体" w:cs="宋体"/>
-          <w:sz w:val="30"/>
-          <w:szCs w:val="30"/>
-          <w:u w:val="single"/>
-        </w:rPr>
-      </w:pPr>
-      <w:r>
-        <w:rPr>
-          <w:rFonts w:hAnsi="宋体" w:cs="宋体" w:hint="eastAsia"/>
-          <w:sz w:val="30"/>
-          <w:szCs w:val="30"/>
-          <w:u w:val="single"/>
-        </w:rPr>
-        <w:t>问：你受伤后去了哪个医</w:t>
-      </w:r>
-      <w:r>
-        <w:rPr>
-          <w:rFonts w:hAnsi="宋体" w:cs="宋体" w:hint="eastAsia"/>
-          <w:sz w:val="30"/>
-          <w:szCs w:val="30"/>
-          <w:u w:val="single"/>
-        </w:rPr>
-        <w:t>院？谁送你去的？</w:t>
-      </w:r>
-    </w:p>
-    <w:p>
-      <w:pPr>
-        <w:pStyle w:val="a3"/>
-        <w:spacing w:line="520" w:lineRule="exact"/>
-        <w:rPr>
-          <w:rFonts w:hAnsi="宋体" w:cs="宋体"/>
-          <w:sz w:val="30"/>
-          <w:szCs w:val="30"/>
-          <w:u w:val="single"/>
-        </w:rPr>
-      </w:pPr>
-      <w:r>
-        <w:rPr>
-          <w:rFonts w:hAnsi="宋体" w:cs="宋体" w:hint="eastAsia"/>
-          <w:sz w:val="30"/>
-          <w:szCs w:val="30"/>
-          <w:u w:val="single"/>
-        </w:rPr>
-        <w:t>答：是我同事</w:t>
-      </w:r>
-      <w:r>
-        <w:rPr>
-          <w:rFonts w:hAnsi="宋体" w:cs="宋体" w:hint="eastAsia"/>
-          <w:sz w:val="30"/>
-          <w:szCs w:val="30"/>
-          <w:u w:val="single"/>
-        </w:rPr>
-        <w:t>XXX</w:t>
-      </w:r>
-      <w:r>
-        <w:rPr>
-          <w:rFonts w:hAnsi="宋体" w:cs="宋体" w:hint="eastAsia"/>
-          <w:sz w:val="30"/>
-          <w:szCs w:val="30"/>
-          <w:u w:val="single"/>
-        </w:rPr>
-        <w:t>送我去了温州医科大学附属第二医院。</w:t>
-      </w:r>
-    </w:p>
-    <w:p>
-      <w:pPr>
-        <w:pStyle w:val="a3"/>
-        <w:spacing w:line="520" w:lineRule="exact"/>
-        <w:rPr>
-          <w:rFonts w:hAnsi="宋体" w:cs="宋体"/>
-          <w:sz w:val="30"/>
-          <w:szCs w:val="30"/>
-          <w:u w:val="single"/>
-        </w:rPr>
-      </w:pPr>
-      <w:r>
-        <w:rPr>
-          <w:rFonts w:hAnsi="宋体" w:cs="宋体" w:hint="eastAsia"/>
-          <w:sz w:val="30"/>
-          <w:szCs w:val="30"/>
-          <w:u w:val="single"/>
-        </w:rPr>
-        <w:t>问：你此次受伤医院最终给出的诊断结论是什么？</w:t>
-      </w:r>
-    </w:p>
-    <w:p>
-      <w:pPr>
-        <w:pStyle w:val="a3"/>
-        <w:spacing w:line="520" w:lineRule="exact"/>
-        <w:rPr>
-          <w:rFonts w:hAnsi="宋体" w:cs="宋体"/>
-          <w:sz w:val="30"/>
-          <w:szCs w:val="30"/>
-          <w:u w:val="single"/>
-        </w:rPr>
-      </w:pPr>
-      <w:r>
-        <w:rPr>
-          <w:rFonts w:hAnsi="宋体" w:cs="宋体" w:hint="eastAsia"/>
-          <w:sz w:val="30"/>
-          <w:szCs w:val="30"/>
-          <w:u w:val="single"/>
-        </w:rPr>
-        <w:t>答：医院给我的医疗结论是：右手腕扭伤。</w:t>
-      </w:r>
-    </w:p>
-    <w:p>
-      <w:pPr>
-        <w:pStyle w:val="a3"/>
-        <w:spacing w:line="520" w:lineRule="exact"/>
-        <w:rPr>
-          <w:rFonts w:hAnsi="宋体" w:cs="宋体"/>
-          <w:sz w:val="30"/>
-          <w:szCs w:val="30"/>
-          <w:u w:val="single"/>
-        </w:rPr>
-      </w:pPr>
-      <w:r>
-        <w:rPr>
-          <w:rFonts w:hAnsi="宋体" w:cs="宋体" w:hint="eastAsia"/>
-          <w:sz w:val="30"/>
-          <w:szCs w:val="30"/>
-          <w:u w:val="single"/>
-        </w:rPr>
-        <w:t>问：请问你这次受伤的部位在以前有没有旧伤？</w:t>
-      </w:r>
-    </w:p>
-    <w:p>
-      <w:pPr>
-        <w:pStyle w:val="a3"/>
-        <w:spacing w:line="520" w:lineRule="exact"/>
-        <w:rPr>
-          <w:rFonts w:hAnsi="宋体" w:cs="宋体"/>
-          <w:sz w:val="30"/>
-          <w:szCs w:val="30"/>
-          <w:u w:val="single"/>
-        </w:rPr>
-      </w:pPr>
-      <w:r>
-        <w:rPr>
-          <w:rFonts w:hAnsi="宋体" w:cs="宋体" w:hint="eastAsia"/>
-          <w:sz w:val="30"/>
-          <w:szCs w:val="30"/>
-          <w:u w:val="single"/>
-        </w:rPr>
-        <w:t>答：没有，以前从没受过伤。</w:t>
-      </w:r>
-    </w:p>
-    <w:p>
-      <w:pPr>
-        <w:pStyle w:val="a3"/>
-        <w:spacing w:line="520" w:lineRule="exact"/>
-        <w:rPr>
-          <w:rFonts w:hAnsi="宋体" w:cs="宋体"/>
-          <w:sz w:val="30"/>
-          <w:szCs w:val="30"/>
-          <w:u w:val="single"/>
-        </w:rPr>
-      </w:pPr>
-      <w:bookmarkStart w:id="1" w:name="_Hlk90367064"/>
-      <w:bookmarkStart w:id="2" w:name="OLE_LINK1"/>
-      <w:r>
-        <w:rPr>
-          <w:rFonts w:hAnsi="宋体" w:cs="宋体" w:hint="eastAsia"/>
-          <w:sz w:val="30"/>
-          <w:szCs w:val="30"/>
-          <w:u w:val="single"/>
-        </w:rPr>
-        <w:t>问：你应当如实回答我们的询问并协助调查，不得提供虚假证言，否则将承担法律责任，你清楚吗？</w:t>
-      </w:r>
-    </w:p>
-    <w:p>
-      <w:pPr>
-        <w:pStyle w:val="a3"/>
-        <w:spacing w:line="520" w:lineRule="exact"/>
-        <w:rPr>
-          <w:rFonts w:hAnsi="宋体" w:cs="宋体"/>
-          <w:sz w:val="30"/>
-          <w:szCs w:val="30"/>
-          <w:u w:val="single"/>
-        </w:rPr>
-      </w:pPr>
-      <w:r>
-        <w:rPr>
-          <w:rFonts w:hAnsi="宋体" w:cs="宋体" w:hint="eastAsia"/>
-          <w:sz w:val="30"/>
-          <w:szCs w:val="30"/>
-          <w:u w:val="single"/>
-        </w:rPr>
-        <w:t>答：我知道的。</w:t>
-      </w:r>
-    </w:p>
-    <w:bookmarkEnd w:id="1"/>
-    <w:p>
-      <w:pPr>
-        <w:pStyle w:val="a3"/>
         <w:tabs>
           <w:tab w:val="left" w:pos="142"/>
         </w:tabs>
@@ -2031,6 +846,607 @@
           <w:szCs w:val="30"/>
           <w:u w:val="single"/>
         </w:rPr>
+        <w:t>答：</w:t>
+      </w:r>
+      <w:r>
+        <w:rPr>
+          <w:rFonts w:hAnsi="宋体" w:cs="宋体" w:hint="eastAsia"/>
+          <w:sz w:val="30"/>
+          <w:szCs w:val="30"/>
+          <w:u w:val="single"/>
+        </w:rPr>
+        <w:t>{自我介绍}</w:t>
+      </w:r>
+    </w:p>
+    <w:p>
+      <w:pPr>
+        <w:pStyle w:val="a3"/>
+        <w:spacing w:line="520" w:lineRule="exact"/>
+        <w:rPr>
+          <w:rFonts w:hAnsi="宋体" w:cs="宋体"/>
+          <w:sz w:val="30"/>
+          <w:szCs w:val="30"/>
+          <w:u w:val="single"/>
+        </w:rPr>
+      </w:pPr>
+      <w:r>
+        <w:rPr>
+          <w:rFonts w:hAnsi="宋体" w:cs="宋体" w:hint="eastAsia"/>
+          <w:sz w:val="30"/>
+          <w:szCs w:val="30"/>
+          <w:u w:val="single"/>
+        </w:rPr>
+        <w:lastRenderedPageBreak/>
+        <w:t>问：你跟</w:t>
+      </w:r>
+      <w:r>
+        <w:rPr>
+          <w:sz w:val="30"/>
+          <w:szCs w:val="30"/>
+          <w:u w:val="single"/>
+        </w:rPr>
+        <w:t>{用人单位}</w:t>
+      </w:r>
+      <w:r>
+        <w:rPr>
+          <w:rFonts w:hAnsi="宋体" w:cs="宋体" w:hint="eastAsia"/>
+          <w:sz w:val="30"/>
+          <w:szCs w:val="30"/>
+          <w:u w:val="single"/>
+        </w:rPr>
+        <w:t>有没有签订劳动合同关系？有没有参加工伤保险？</w:t>
+      </w:r>
+    </w:p>
+    <w:p>
+      <w:pPr>
+        <w:pStyle w:val="a3"/>
+        <w:spacing w:line="520" w:lineRule="exact"/>
+        <w:rPr>
+          <w:rFonts w:hAnsi="宋体" w:cs="宋体"/>
+          <w:sz w:val="30"/>
+          <w:szCs w:val="30"/>
+          <w:u w:val="single"/>
+        </w:rPr>
+      </w:pPr>
+      <w:r>
+        <w:rPr>
+          <w:rFonts w:hAnsi="宋体" w:cs="宋体" w:hint="eastAsia"/>
+          <w:sz w:val="30"/>
+          <w:szCs w:val="30"/>
+          <w:u w:val="single"/>
+        </w:rPr>
+        <w:t>答：有签过的，劳动合同上的字是我签的，手印是我按的，有参加工伤保险的。</w:t>
+      </w:r>
+    </w:p>
+    <w:p>
+      <w:pPr>
+        <w:pStyle w:val="a3"/>
+        <w:spacing w:line="520" w:lineRule="exact"/>
+        <w:rPr>
+          <w:rFonts w:hAnsi="宋体" w:cs="宋体"/>
+          <w:sz w:val="30"/>
+          <w:szCs w:val="30"/>
+          <w:u w:val="single"/>
+        </w:rPr>
+      </w:pPr>
+      <w:r>
+        <w:rPr>
+          <w:rFonts w:hAnsi="宋体" w:cs="宋体" w:hint="eastAsia"/>
+          <w:sz w:val="30"/>
+          <w:szCs w:val="30"/>
+          <w:u w:val="single"/>
+        </w:rPr>
+        <w:t>问：你的正常工作时间和班次是怎样的？</w:t>
+      </w:r>
+    </w:p>
+    <w:p>
+      <w:pPr>
+        <w:pStyle w:val="a3"/>
+        <w:spacing w:line="520" w:lineRule="exact"/>
+        <w:rPr>
+          <w:rFonts w:hAnsi="宋体" w:cs="宋体"/>
+          <w:sz w:val="30"/>
+          <w:szCs w:val="30"/>
+          <w:u w:val="single"/>
+        </w:rPr>
+      </w:pPr>
+      <w:r>
+        <w:rPr>
+          <w:rFonts w:hAnsi="宋体" w:cs="宋体" w:hint="eastAsia"/>
+          <w:sz w:val="30"/>
+          <w:szCs w:val="30"/>
+          <w:u w:val="single"/>
+        </w:rPr>
+        <w:t>答：我上白班，工作时间是早上8:00到下午17:00。</w:t>
+      </w:r>
+    </w:p>
+    <w:p>
+      <w:pPr>
+        <w:pStyle w:val="a3"/>
+        <w:spacing w:line="520" w:lineRule="exact"/>
+        <w:rPr>
+          <w:rFonts w:hAnsi="宋体" w:cs="宋体"/>
+          <w:sz w:val="30"/>
+          <w:szCs w:val="30"/>
+          <w:u w:val="single"/>
+        </w:rPr>
+      </w:pPr>
+      <w:r>
+        <w:rPr>
+          <w:rFonts w:hAnsi="宋体" w:cs="宋体" w:hint="eastAsia"/>
+          <w:sz w:val="30"/>
+          <w:szCs w:val="30"/>
+          <w:u w:val="single"/>
+        </w:rPr>
+        <w:t>问：事故当天，你是否正常上班？上下班的交通方式是什么？</w:t>
+      </w:r>
+    </w:p>
+    <w:p>
+      <w:pPr>
+        <w:pStyle w:val="a3"/>
+        <w:spacing w:line="520" w:lineRule="exact"/>
+        <w:rPr>
+          <w:rFonts w:hAnsi="宋体" w:cs="宋体"/>
+          <w:sz w:val="30"/>
+          <w:szCs w:val="30"/>
+          <w:u w:val="single"/>
+        </w:rPr>
+      </w:pPr>
+      <w:r>
+        <w:rPr>
+          <w:rFonts w:hAnsi="宋体" w:cs="宋体" w:hint="eastAsia"/>
+          <w:sz w:val="30"/>
+          <w:szCs w:val="30"/>
+          <w:u w:val="single"/>
+        </w:rPr>
+        <w:t>答：是的，我XXXX年XX月XX日当天正常上班。我每天上下班都是骑电动自行车。</w:t>
+      </w:r>
+    </w:p>
+    <w:p>
+      <w:pPr>
+        <w:pStyle w:val="a3"/>
+        <w:spacing w:line="520" w:lineRule="exact"/>
+        <w:rPr>
+          <w:rFonts w:hAnsi="宋体" w:cs="宋体"/>
+          <w:sz w:val="30"/>
+          <w:szCs w:val="30"/>
+          <w:u w:val="single"/>
+        </w:rPr>
+      </w:pPr>
+      <w:r>
+        <w:rPr>
+          <w:rFonts w:hAnsi="宋体" w:cs="宋体" w:hint="eastAsia"/>
+          <w:sz w:val="30"/>
+          <w:szCs w:val="30"/>
+          <w:u w:val="single"/>
+        </w:rPr>
+        <w:t>问：请描述一下你当日的上下班路线。你通常的出行路线是怎样的？事故当日的路线是否与此一致？</w:t>
+      </w:r>
+    </w:p>
+    <w:p>
+      <w:pPr>
+        <w:pStyle w:val="a3"/>
+        <w:spacing w:line="520" w:lineRule="exact"/>
+        <w:rPr>
+          <w:rFonts w:hAnsi="宋体" w:cs="宋体"/>
+          <w:sz w:val="30"/>
+          <w:szCs w:val="30"/>
+          <w:u w:val="single"/>
+        </w:rPr>
+      </w:pPr>
+      <w:r>
+        <w:rPr>
+          <w:rFonts w:hAnsi="宋体" w:cs="宋体" w:hint="eastAsia"/>
+          <w:sz w:val="30"/>
+          <w:szCs w:val="30"/>
+          <w:u w:val="single"/>
+        </w:rPr>
+        <w:t>答：我每天从家（XX路XX小区）到公司（XX路XX号）的路线是固定的：从小区出来走XX路，然后右转上XX大道，直行大约3公里就到公司了。事发当天的路线和平时完全一样。</w:t>
+      </w:r>
+    </w:p>
+    <w:p>
+      <w:pPr>
+        <w:pStyle w:val="a3"/>
+        <w:spacing w:line="520" w:lineRule="exact"/>
+        <w:rPr>
+          <w:rFonts w:hAnsi="宋体" w:cs="宋体"/>
+          <w:sz w:val="30"/>
+          <w:szCs w:val="30"/>
+          <w:u w:val="single"/>
+        </w:rPr>
+      </w:pPr>
+      <w:r>
+        <w:rPr>
+          <w:rFonts w:hAnsi="宋体" w:cs="宋体" w:hint="eastAsia"/>
+          <w:sz w:val="30"/>
+          <w:szCs w:val="30"/>
+          <w:u w:val="single"/>
+        </w:rPr>
+        <w:t>问：事故发生时是上班途中还是下班途中？具体时间是什么？</w:t>
+      </w:r>
+    </w:p>
+    <w:p>
+      <w:pPr>
+        <w:pStyle w:val="a3"/>
+        <w:spacing w:line="520" w:lineRule="exact"/>
+        <w:rPr>
+          <w:rFonts w:hAnsi="宋体" w:cs="宋体"/>
+          <w:sz w:val="30"/>
+          <w:szCs w:val="30"/>
+          <w:u w:val="single"/>
+        </w:rPr>
+      </w:pPr>
+      <w:r>
+        <w:rPr>
+          <w:rFonts w:hAnsi="宋体" w:cs="宋体" w:hint="eastAsia"/>
+          <w:sz w:val="30"/>
+          <w:szCs w:val="30"/>
+          <w:u w:val="single"/>
+        </w:rPr>
+        <w:t>答：是上班途中。当时是早上大概XXXX年XX月XX日。</w:t>
+      </w:r>
+    </w:p>
+    <w:p>
+      <w:pPr>
+        <w:pStyle w:val="a3"/>
+        <w:spacing w:line="520" w:lineRule="exact"/>
+        <w:rPr>
+          <w:rFonts w:hAnsi="宋体" w:cs="宋体"/>
+          <w:sz w:val="30"/>
+          <w:szCs w:val="30"/>
+          <w:u w:val="single"/>
+        </w:rPr>
+      </w:pPr>
+      <w:r>
+        <w:rPr>
+          <w:rFonts w:hAnsi="宋体" w:cs="宋体" w:hint="eastAsia"/>
+          <w:sz w:val="30"/>
+          <w:szCs w:val="30"/>
+          <w:u w:val="single"/>
+        </w:rPr>
+        <w:t>问：请你详细的描述一下交通事故发生的具体地点、经过及原因。</w:t>
+      </w:r>
+    </w:p>
+    <w:p>
+      <w:pPr>
+        <w:pStyle w:val="a3"/>
+        <w:spacing w:line="520" w:lineRule="exact"/>
+        <w:rPr>
+          <w:rFonts w:hAnsi="宋体" w:cs="宋体"/>
+          <w:sz w:val="30"/>
+          <w:szCs w:val="30"/>
+          <w:u w:val="single"/>
+        </w:rPr>
+      </w:pPr>
+      <w:r>
+        <w:rPr>
+          <w:rFonts w:hAnsi="宋体" w:cs="宋体" w:hint="eastAsia"/>
+          <w:sz w:val="30"/>
+          <w:szCs w:val="30"/>
+          <w:u w:val="single"/>
+        </w:rPr>
+        <w:t>答：XXXX年XX月XX日上午我当时骑电动自行车在XX大道的非机动车道上由东往西正常行驶，速度不快。XXXX年XX月XX日快到XX路口时，一辆车牌号为浙CXXXXX的黑色小轿车在毫无征兆的情况下突然从机动车道向右变道，为了右转进入路口，侵入了非机动车道，它的右前侧车头撞到了我的电动自行车左侧，把我连人带车撞倒在地。</w:t>
+      </w:r>
+    </w:p>
+    <w:p>
+      <w:pPr>
+        <w:pStyle w:val="a3"/>
+        <w:spacing w:line="520" w:lineRule="exact"/>
+        <w:rPr>
+          <w:rFonts w:hAnsi="宋体" w:cs="宋体"/>
+          <w:sz w:val="30"/>
+          <w:szCs w:val="30"/>
+          <w:u w:val="single"/>
+        </w:rPr>
+      </w:pPr>
+      <w:r>
+        <w:rPr>
+          <w:rFonts w:hAnsi="宋体" w:cs="宋体" w:hint="eastAsia"/>
+          <w:sz w:val="30"/>
+          <w:szCs w:val="30"/>
+          <w:u w:val="single"/>
+        </w:rPr>
+        <w:t>问：事故发生时，有无监控拍到你受伤的经过？</w:t>
+      </w:r>
+    </w:p>
+    <w:p>
+      <w:pPr>
+        <w:pStyle w:val="a3"/>
+        <w:spacing w:line="520" w:lineRule="exact"/>
+        <w:rPr>
+          <w:rFonts w:hAnsi="宋体" w:cs="宋体"/>
+          <w:sz w:val="30"/>
+          <w:szCs w:val="30"/>
+          <w:u w:val="single"/>
+        </w:rPr>
+      </w:pPr>
+      <w:r>
+        <w:rPr>
+          <w:rFonts w:hAnsi="宋体" w:cs="宋体" w:hint="eastAsia"/>
+          <w:sz w:val="30"/>
+          <w:szCs w:val="30"/>
+          <w:u w:val="single"/>
+        </w:rPr>
+        <w:t>答：有现场监控，我们已经提供。</w:t>
+      </w:r>
+    </w:p>
+    <w:p>
+      <w:pPr>
+        <w:pStyle w:val="a3"/>
+        <w:spacing w:line="520" w:lineRule="exact"/>
+        <w:rPr>
+          <w:rFonts w:hAnsi="宋体" w:cs="宋体"/>
+          <w:sz w:val="30"/>
+          <w:szCs w:val="30"/>
+          <w:u w:val="single"/>
+        </w:rPr>
+      </w:pPr>
+      <w:r>
+        <w:rPr>
+          <w:rFonts w:hAnsi="宋体" w:cs="宋体" w:hint="eastAsia"/>
+          <w:sz w:val="30"/>
+          <w:szCs w:val="30"/>
+          <w:u w:val="single"/>
+        </w:rPr>
+        <w:lastRenderedPageBreak/>
+        <w:t>问：事故发生后，是否报警？公安机关交通管理部门是如何处理的？</w:t>
+      </w:r>
+    </w:p>
+    <w:p>
+      <w:pPr>
+        <w:pStyle w:val="a3"/>
+        <w:spacing w:line="520" w:lineRule="exact"/>
+        <w:rPr>
+          <w:rFonts w:hAnsi="宋体" w:cs="宋体"/>
+          <w:sz w:val="30"/>
+          <w:szCs w:val="30"/>
+          <w:u w:val="single"/>
+        </w:rPr>
+      </w:pPr>
+      <w:r>
+        <w:rPr>
+          <w:rFonts w:hAnsi="宋体" w:cs="宋体" w:hint="eastAsia"/>
+          <w:sz w:val="30"/>
+          <w:szCs w:val="30"/>
+          <w:u w:val="single"/>
+        </w:rPr>
+        <w:t>答：报警了。路边好心人帮我打了110和120。交警XXX大队的民警到了现场，拍了照，也给我们做了笔录。后来去了交警队处理。</w:t>
+      </w:r>
+    </w:p>
+    <w:p>
+      <w:pPr>
+        <w:pStyle w:val="a3"/>
+        <w:spacing w:line="520" w:lineRule="exact"/>
+        <w:rPr>
+          <w:rFonts w:hAnsi="宋体" w:cs="宋体"/>
+          <w:sz w:val="30"/>
+          <w:szCs w:val="30"/>
+          <w:u w:val="single"/>
+        </w:rPr>
+      </w:pPr>
+      <w:r>
+        <w:rPr>
+          <w:rFonts w:hAnsi="宋体" w:cs="宋体" w:hint="eastAsia"/>
+          <w:sz w:val="30"/>
+          <w:szCs w:val="30"/>
+          <w:u w:val="single"/>
+        </w:rPr>
+        <w:t>问：公安机关交通管理部门是否出具了《道路交通事故认定书》？责任是如何划分的？</w:t>
+      </w:r>
+    </w:p>
+    <w:p>
+      <w:pPr>
+        <w:pStyle w:val="a3"/>
+        <w:spacing w:line="520" w:lineRule="exact"/>
+        <w:rPr>
+          <w:rFonts w:hAnsi="宋体" w:cs="宋体"/>
+          <w:sz w:val="30"/>
+          <w:szCs w:val="30"/>
+          <w:u w:val="single"/>
+        </w:rPr>
+      </w:pPr>
+      <w:r>
+        <w:rPr>
+          <w:rFonts w:hAnsi="宋体" w:cs="宋体" w:hint="eastAsia"/>
+          <w:sz w:val="30"/>
+          <w:szCs w:val="30"/>
+          <w:u w:val="single"/>
+        </w:rPr>
+        <w:t>答：出了。大概在事故发生后第X天，交警给我们出了认定书，认定对方小轿车驾驶员负事故的全部责任，我无责任。（注：这是最关键证据，必须记录责任划分结果）</w:t>
+      </w:r>
+    </w:p>
+    <w:p>
+      <w:pPr>
+        <w:pStyle w:val="a3"/>
+        <w:spacing w:line="520" w:lineRule="exact"/>
+        <w:rPr>
+          <w:rFonts w:hAnsi="宋体" w:cs="宋体"/>
+          <w:sz w:val="30"/>
+          <w:szCs w:val="30"/>
+          <w:u w:val="single"/>
+        </w:rPr>
+      </w:pPr>
+      <w:r>
+        <w:rPr>
+          <w:rFonts w:hAnsi="宋体" w:cs="宋体" w:hint="eastAsia"/>
+          <w:sz w:val="30"/>
+          <w:szCs w:val="30"/>
+          <w:u w:val="single"/>
+        </w:rPr>
+        <w:t>问：你受伤后去了哪个医院？谁送你去的？</w:t>
+      </w:r>
+    </w:p>
+    <w:p>
+      <w:pPr>
+        <w:pStyle w:val="a3"/>
+        <w:spacing w:line="520" w:lineRule="exact"/>
+        <w:rPr>
+          <w:rFonts w:hAnsi="宋体" w:cs="宋体"/>
+          <w:sz w:val="30"/>
+          <w:szCs w:val="30"/>
+          <w:u w:val="single"/>
+        </w:rPr>
+      </w:pPr>
+      <w:r>
+        <w:rPr>
+          <w:rFonts w:hAnsi="宋体" w:cs="宋体" w:hint="eastAsia"/>
+          <w:sz w:val="30"/>
+          <w:szCs w:val="30"/>
+          <w:u w:val="single"/>
+        </w:rPr>
+        <w:t>答：是我同事XXX送我去了温州医科大学附属第二医院。</w:t>
+      </w:r>
+    </w:p>
+    <w:p>
+      <w:pPr>
+        <w:pStyle w:val="a3"/>
+        <w:spacing w:line="520" w:lineRule="exact"/>
+        <w:rPr>
+          <w:rFonts w:hAnsi="宋体" w:cs="宋体"/>
+          <w:sz w:val="30"/>
+          <w:szCs w:val="30"/>
+          <w:u w:val="single"/>
+        </w:rPr>
+      </w:pPr>
+      <w:r>
+        <w:rPr>
+          <w:rFonts w:hAnsi="宋体" w:cs="宋体" w:hint="eastAsia"/>
+          <w:sz w:val="30"/>
+          <w:szCs w:val="30"/>
+          <w:u w:val="single"/>
+        </w:rPr>
+        <w:t>问：你此次受伤医院最终给出的诊断结论是什么？</w:t>
+      </w:r>
+    </w:p>
+    <w:p>
+      <w:pPr>
+        <w:pStyle w:val="a3"/>
+        <w:spacing w:line="520" w:lineRule="exact"/>
+        <w:rPr>
+          <w:rFonts w:hAnsi="宋体" w:cs="宋体"/>
+          <w:sz w:val="30"/>
+          <w:szCs w:val="30"/>
+          <w:u w:val="single"/>
+        </w:rPr>
+      </w:pPr>
+      <w:r>
+        <w:rPr>
+          <w:rFonts w:hAnsi="宋体" w:cs="宋体" w:hint="eastAsia"/>
+          <w:sz w:val="30"/>
+          <w:szCs w:val="30"/>
+          <w:u w:val="single"/>
+        </w:rPr>
+        <w:t>答：医院给我的医疗结论是：右手腕扭伤。</w:t>
+      </w:r>
+    </w:p>
+    <w:p>
+      <w:pPr>
+        <w:pStyle w:val="a3"/>
+        <w:spacing w:line="520" w:lineRule="exact"/>
+        <w:rPr>
+          <w:rFonts w:hAnsi="宋体" w:cs="宋体"/>
+          <w:sz w:val="30"/>
+          <w:szCs w:val="30"/>
+          <w:u w:val="single"/>
+        </w:rPr>
+      </w:pPr>
+      <w:r>
+        <w:rPr>
+          <w:rFonts w:hAnsi="宋体" w:cs="宋体" w:hint="eastAsia"/>
+          <w:sz w:val="30"/>
+          <w:szCs w:val="30"/>
+          <w:u w:val="single"/>
+        </w:rPr>
+        <w:t>问：请问你这次受伤的部位在以前有没有旧伤？</w:t>
+      </w:r>
+    </w:p>
+    <w:p>
+      <w:pPr>
+        <w:pStyle w:val="a3"/>
+        <w:spacing w:line="520" w:lineRule="exact"/>
+        <w:rPr>
+          <w:rFonts w:hAnsi="宋体" w:cs="宋体"/>
+          <w:sz w:val="30"/>
+          <w:szCs w:val="30"/>
+          <w:u w:val="single"/>
+        </w:rPr>
+      </w:pPr>
+      <w:r>
+        <w:rPr>
+          <w:rFonts w:hAnsi="宋体" w:cs="宋体" w:hint="eastAsia"/>
+          <w:sz w:val="30"/>
+          <w:szCs w:val="30"/>
+          <w:u w:val="single"/>
+        </w:rPr>
+        <w:t>答：没有，以前从没受过伤。</w:t>
+      </w:r>
+    </w:p>
+    <w:p>
+      <w:pPr>
+        <w:pStyle w:val="a3"/>
+        <w:spacing w:line="520" w:lineRule="exact"/>
+        <w:rPr>
+          <w:rFonts w:hAnsi="宋体" w:cs="宋体"/>
+          <w:sz w:val="30"/>
+          <w:szCs w:val="30"/>
+          <w:u w:val="single"/>
+        </w:rPr>
+      </w:pPr>
+      <w:bookmarkStart w:id="1" w:name="_Hlk90367064"/>
+      <w:bookmarkStart w:id="2" w:name="OLE_LINK1"/>
+      <w:r>
+        <w:rPr>
+          <w:rFonts w:hAnsi="宋体" w:cs="宋体" w:hint="eastAsia"/>
+          <w:sz w:val="30"/>
+          <w:szCs w:val="30"/>
+          <w:u w:val="single"/>
+        </w:rPr>
+        <w:t>问：你应当如实回答我们的询问并协助调查，不得提供虚假证言，否则将承担法律责任，你清楚吗？</w:t>
+      </w:r>
+    </w:p>
+    <w:p>
+      <w:pPr>
+        <w:pStyle w:val="a3"/>
+        <w:spacing w:line="520" w:lineRule="exact"/>
+        <w:rPr>
+          <w:rFonts w:hAnsi="宋体" w:cs="宋体"/>
+          <w:sz w:val="30"/>
+          <w:szCs w:val="30"/>
+          <w:u w:val="single"/>
+        </w:rPr>
+      </w:pPr>
+      <w:r>
+        <w:rPr>
+          <w:rFonts w:hAnsi="宋体" w:cs="宋体" w:hint="eastAsia"/>
+          <w:sz w:val="30"/>
+          <w:szCs w:val="30"/>
+          <w:u w:val="single"/>
+        </w:rPr>
+        <w:t>答：我知道的。</w:t>
+      </w:r>
+    </w:p>
+    <w:bookmarkEnd w:id="1"/>
+    <w:p>
+      <w:pPr>
+        <w:pStyle w:val="a3"/>
+        <w:tabs>
+          <w:tab w:val="left" w:pos="142"/>
+        </w:tabs>
+        <w:spacing w:line="520" w:lineRule="exact"/>
+        <w:rPr>
+          <w:rFonts w:hAnsi="宋体" w:cs="宋体"/>
+          <w:sz w:val="30"/>
+          <w:szCs w:val="30"/>
+          <w:u w:val="single"/>
+        </w:rPr>
+      </w:pPr>
+      <w:r>
+        <w:rPr>
+          <w:rFonts w:hAnsi="宋体" w:cs="宋体" w:hint="eastAsia"/>
+          <w:sz w:val="30"/>
+          <w:szCs w:val="30"/>
+          <w:u w:val="single"/>
+        </w:rPr>
         <w:t>问：你受伤后去医院的药费是谁支付的？</w:t>
       </w:r>
     </w:p>
@@ -2052,16 +1468,7 @@
           <w:szCs w:val="30"/>
           <w:u w:val="single"/>
         </w:rPr>
-        <w:t>答：我自己支付的。</w:t>
-      </w:r>
-      <w:r>
-        <w:rPr>
-          <w:rFonts w:hAnsi="宋体" w:cs="宋体" w:hint="eastAsia"/>
-          <w:sz w:val="30"/>
-          <w:szCs w:val="30"/>
-          <w:u w:val="single"/>
-        </w:rPr>
-        <w:t xml:space="preserve">  </w:t>
+        <w:t xml:space="preserve">答：我自己支付的。  </w:t>
       </w:r>
     </w:p>
     <w:p>
@@ -2123,55 +1530,28 @@
           <w:szCs w:val="30"/>
           <w:u w:val="single"/>
         </w:rPr>
-        <w:t>问：上述情况是否属实</w:t>
-      </w:r>
-      <w:r>
-        <w:rPr>
-          <w:rFonts w:hAnsi="宋体" w:cs="宋体" w:hint="eastAsia"/>
-          <w:sz w:val="30"/>
-          <w:szCs w:val="30"/>
-          <w:u w:val="single"/>
-        </w:rPr>
-        <w:t>?</w:t>
-      </w:r>
-      <w:r>
-        <w:rPr>
-          <w:rFonts w:hAnsi="宋体" w:cs="宋体" w:hint="eastAsia"/>
-          <w:sz w:val="30"/>
-          <w:szCs w:val="30"/>
-          <w:u w:val="single"/>
-        </w:rPr>
-        <w:t>是否和你本人说的一样？</w:t>
-      </w:r>
-    </w:p>
-    <w:p>
-      <w:pPr>
-        <w:pStyle w:val="a3"/>
-        <w:spacing w:line="520" w:lineRule="exact"/>
-        <w:rPr>
-          <w:rFonts w:hAnsi="宋体" w:cs="宋体"/>
-          <w:sz w:val="30"/>
-          <w:szCs w:val="30"/>
-          <w:u w:val="single"/>
-        </w:rPr>
-      </w:pPr>
-      <w:r>
-        <w:rPr>
-          <w:rFonts w:hAnsi="宋体" w:cs="宋体" w:hint="eastAsia"/>
-          <w:sz w:val="30"/>
-          <w:szCs w:val="30"/>
-          <w:u w:val="single"/>
-        </w:rPr>
-        <w:t>答：</w:t>
-      </w:r>
-      <w:r>
-        <w:rPr>
-          <w:rFonts w:hAnsi="宋体" w:cs="宋体" w:hint="eastAsia"/>
-          <w:sz w:val="30"/>
-          <w:szCs w:val="30"/>
-          <w:u w:val="single"/>
-        </w:rPr>
-        <w:t xml:space="preserve">                                                         </w:t>
+        <w:t>问：上述情况是否属实?是否和你本人说的一样？</w:t>
+      </w:r>
+    </w:p>
+    <w:p>
+      <w:pPr>
+        <w:pStyle w:val="a3"/>
+        <w:spacing w:line="520" w:lineRule="exact"/>
+        <w:rPr>
+          <w:rFonts w:hAnsi="宋体" w:cs="宋体"/>
+          <w:sz w:val="30"/>
+          <w:szCs w:val="30"/>
+          <w:u w:val="single"/>
+        </w:rPr>
+      </w:pPr>
+      <w:r>
+        <w:rPr>
+          <w:rFonts w:hAnsi="宋体" w:cs="宋体" w:hint="eastAsia"/>
+          <w:sz w:val="30"/>
+          <w:szCs w:val="30"/>
+          <w:u w:val="single"/>
+        </w:rPr>
+        <w:t xml:space="preserve">答：                                                         </w:t>
       </w:r>
       <w:r>
         <w:rPr>
@@ -2266,63 +1646,7 @@
         <w:sz w:val="24"/>
         <w:szCs w:val="24"/>
       </w:rPr>
-      <w:t>被调查（询问）人签名：</w:t>
-    </w:r>
-    <w:r>
-      <w:rPr>
-        <w:rFonts w:hAnsi="宋体" w:cs="宋体" w:hint="eastAsia"/>
-        <w:sz w:val="24"/>
-        <w:szCs w:val="24"/>
-      </w:rPr>
-      <w:t xml:space="preserve">                          </w:t>
-    </w:r>
-    <w:r>
-      <w:rPr>
-        <w:rFonts w:hAnsi="宋体" w:cs="宋体" w:hint="eastAsia"/>
-        <w:sz w:val="24"/>
-        <w:szCs w:val="24"/>
-      </w:rPr>
-      <w:t xml:space="preserve">                   </w:t>
-    </w:r>
-    <w:r>
-      <w:rPr>
-        <w:rFonts w:hAnsi="宋体" w:cs="宋体" w:hint="eastAsia"/>
-        <w:sz w:val="24"/>
-        <w:szCs w:val="24"/>
-      </w:rPr>
-      <w:t>年</w:t>
-    </w:r>
-    <w:r>
-      <w:rPr>
-        <w:rFonts w:hAnsi="宋体" w:cs="宋体" w:hint="eastAsia"/>
-        <w:sz w:val="24"/>
-        <w:szCs w:val="24"/>
-      </w:rPr>
-      <w:t xml:space="preserve">    </w:t>
-    </w:r>
-    <w:r>
-      <w:rPr>
-        <w:rFonts w:hAnsi="宋体" w:cs="宋体" w:hint="eastAsia"/>
-        <w:sz w:val="24"/>
-        <w:szCs w:val="24"/>
-      </w:rPr>
-      <w:t>月</w:t>
-    </w:r>
-    <w:r>
-      <w:rPr>
-        <w:rFonts w:hAnsi="宋体" w:cs="宋体" w:hint="eastAsia"/>
-        <w:sz w:val="24"/>
-        <w:szCs w:val="24"/>
-      </w:rPr>
-      <w:t xml:space="preserve">    </w:t>
-    </w:r>
-    <w:r>
-      <w:rPr>
-        <w:rFonts w:hAnsi="宋体" w:cs="宋体" w:hint="eastAsia"/>
-        <w:sz w:val="24"/>
-        <w:szCs w:val="24"/>
-      </w:rPr>
-      <w:t>日</w:t>
+      <w:t>被调查（询问）人签名：                                             年    月    日</w:t>
     </w:r>
   </w:p>
   <w:p>
@@ -2449,7 +1773,7 @@
         <w:sz w:val="28"/>
         <w:szCs w:val="28"/>
       </w:rPr>
-      <w:t>3</w:t>
+      <w:t>1</w:t>
     </w:r>
     <w:r>
       <w:rPr>

--- a/templates/本人谈话笔录（上下班时案件）.docx
+++ b/templates/本人谈话笔录（上下班时案件）.docx
@@ -79,7 +79,16 @@
           <w:szCs w:val="30"/>
           <w:u w:val="single"/>
         </w:rPr>
-        <w:t xml:space="preserve"> {</w:t>
+        <w:t xml:space="preserve"> </w:t>
+      </w:r>
+      <w:r>
+        <w:rPr>
+          <w:rFonts w:hAnsi="宋体" w:cs="宋体"/>
+          <w:sz w:val="30"/>
+          <w:szCs w:val="30"/>
+          <w:u w:val="single"/>
+        </w:rPr>
+        <w:t>{{</w:t>
       </w:r>
       <w:r>
         <w:rPr>
@@ -97,7 +106,7 @@
           <w:szCs w:val="30"/>
           <w:u w:val="single"/>
         </w:rPr>
-        <w:t>}{</w:t>
+        <w:t>}}{{</w:t>
       </w:r>
       <w:r>
         <w:rPr>
@@ -115,7 +124,16 @@
           <w:szCs w:val="30"/>
           <w:u w:val="single"/>
         </w:rPr>
-        <w:t xml:space="preserve">} </w:t>
+        <w:t>}}</w:t>
+      </w:r>
+      <w:r>
+        <w:rPr>
+          <w:rFonts w:hAnsi="宋体" w:cs="宋体"/>
+          <w:sz w:val="30"/>
+          <w:szCs w:val="30"/>
+          <w:u w:val="single"/>
+        </w:rPr>
+        <w:t xml:space="preserve"> </w:t>
       </w:r>
     </w:p>
     <w:p>
@@ -199,7 +217,16 @@
           <w:szCs w:val="30"/>
           <w:u w:val="single"/>
         </w:rPr>
-        <w:t xml:space="preserve">  {</w:t>
+        <w:t xml:space="preserve">  </w:t>
+      </w:r>
+      <w:r>
+        <w:rPr>
+          <w:rFonts w:hAnsi="宋体" w:cs="宋体"/>
+          <w:sz w:val="30"/>
+          <w:szCs w:val="30"/>
+          <w:u w:val="single"/>
+        </w:rPr>
+        <w:t>{{</w:t>
       </w:r>
       <w:r>
         <w:rPr>
@@ -217,7 +244,7 @@
           <w:szCs w:val="30"/>
           <w:u w:val="single"/>
         </w:rPr>
-        <w:t>}</w:t>
+        <w:t>}}</w:t>
       </w:r>
       <w:r>
         <w:rPr>
@@ -245,7 +272,16 @@
           <w:szCs w:val="30"/>
           <w:u w:val="single"/>
         </w:rPr>
-        <w:t xml:space="preserve"> {</w:t>
+        <w:t xml:space="preserve"> </w:t>
+      </w:r>
+      <w:r>
+        <w:rPr>
+          <w:rFonts w:hAnsi="宋体" w:cs="宋体"/>
+          <w:sz w:val="30"/>
+          <w:szCs w:val="30"/>
+          <w:u w:val="single"/>
+        </w:rPr>
+        <w:t>{{</w:t>
       </w:r>
       <w:r>
         <w:rPr>
@@ -263,7 +299,16 @@
           <w:szCs w:val="30"/>
           <w:u w:val="single"/>
         </w:rPr>
-        <w:t xml:space="preserve">} </w:t>
+        <w:t>}}</w:t>
+      </w:r>
+      <w:r>
+        <w:rPr>
+          <w:rFonts w:hAnsi="宋体" w:cs="宋体"/>
+          <w:sz w:val="30"/>
+          <w:szCs w:val="30"/>
+          <w:u w:val="single"/>
+        </w:rPr>
+        <w:t xml:space="preserve"> </w:t>
       </w:r>
       <w:r>
         <w:rPr>
@@ -280,7 +325,16 @@
           <w:szCs w:val="30"/>
           <w:u w:val="single"/>
         </w:rPr>
-        <w:t xml:space="preserve"> {</w:t>
+        <w:t xml:space="preserve"> </w:t>
+      </w:r>
+      <w:r>
+        <w:rPr>
+          <w:rFonts w:hAnsi="宋体" w:cs="宋体"/>
+          <w:sz w:val="30"/>
+          <w:szCs w:val="30"/>
+          <w:u w:val="single"/>
+        </w:rPr>
+        <w:t>{{</w:t>
       </w:r>
       <w:r>
         <w:rPr>
@@ -298,7 +352,16 @@
           <w:szCs w:val="30"/>
           <w:u w:val="single"/>
         </w:rPr>
-        <w:t xml:space="preserve">} </w:t>
+        <w:t>}}</w:t>
+      </w:r>
+      <w:r>
+        <w:rPr>
+          <w:rFonts w:hAnsi="宋体" w:cs="宋体"/>
+          <w:sz w:val="30"/>
+          <w:szCs w:val="30"/>
+          <w:u w:val="single"/>
+        </w:rPr>
+        <w:t xml:space="preserve"> </w:t>
       </w:r>
     </w:p>
     <w:p>
@@ -362,7 +425,16 @@
           <w:szCs w:val="30"/>
           <w:u w:val="single"/>
         </w:rPr>
-        <w:t xml:space="preserve"> {</w:t>
+        <w:t xml:space="preserve"> </w:t>
+      </w:r>
+      <w:r>
+        <w:rPr>
+          <w:rFonts w:hAnsi="宋体" w:cs="宋体"/>
+          <w:sz w:val="30"/>
+          <w:szCs w:val="30"/>
+          <w:u w:val="single"/>
+        </w:rPr>
+        <w:t>{{</w:t>
       </w:r>
       <w:r>
         <w:rPr>
@@ -380,7 +452,16 @@
           <w:szCs w:val="30"/>
           <w:u w:val="single"/>
         </w:rPr>
-        <w:t xml:space="preserve">} </w:t>
+        <w:t>}}</w:t>
+      </w:r>
+      <w:r>
+        <w:rPr>
+          <w:rFonts w:hAnsi="宋体" w:cs="宋体"/>
+          <w:sz w:val="30"/>
+          <w:szCs w:val="30"/>
+          <w:u w:val="single"/>
+        </w:rPr>
+        <w:t xml:space="preserve"> </w:t>
       </w:r>
     </w:p>
     <w:p>
@@ -416,7 +497,7 @@
           <w:szCs w:val="30"/>
           <w:u w:val="single"/>
         </w:rPr>
-        <w:t>{</w:t>
+        <w:t>{{</w:t>
       </w:r>
       <w:r>
         <w:rPr>
@@ -434,7 +515,7 @@
           <w:szCs w:val="30"/>
           <w:u w:val="single"/>
         </w:rPr>
-        <w:t>}</w:t>
+        <w:t>}}</w:t>
       </w:r>
       <w:r>
         <w:rPr>
@@ -524,7 +605,7 @@
           <w:szCs w:val="30"/>
           <w:u w:val="single"/>
         </w:rPr>
-        <w:t>{</w:t>
+        <w:t>{{</w:t>
       </w:r>
       <w:r>
         <w:rPr>
@@ -541,7 +622,7 @@
           <w:szCs w:val="30"/>
           <w:u w:val="single"/>
         </w:rPr>
-        <w:t>}</w:t>
+        <w:t>}}</w:t>
       </w:r>
       <w:r>
         <w:rPr>
@@ -567,7 +648,16 @@
           <w:szCs w:val="30"/>
           <w:u w:val="single"/>
         </w:rPr>
-        <w:t xml:space="preserve">  {</w:t>
+        <w:t xml:space="preserve">  </w:t>
+      </w:r>
+      <w:r>
+        <w:rPr>
+          <w:rFonts w:hAnsi="宋体" w:cs="宋体"/>
+          <w:sz w:val="30"/>
+          <w:szCs w:val="30"/>
+          <w:u w:val="single"/>
+        </w:rPr>
+        <w:t>{{</w:t>
       </w:r>
       <w:r>
         <w:rPr>
@@ -585,7 +675,16 @@
           <w:szCs w:val="30"/>
           <w:u w:val="single"/>
         </w:rPr>
-        <w:t xml:space="preserve">}  </w:t>
+        <w:t>}}</w:t>
+      </w:r>
+      <w:r>
+        <w:rPr>
+          <w:rFonts w:hAnsi="宋体" w:cs="宋体"/>
+          <w:sz w:val="30"/>
+          <w:szCs w:val="30"/>
+          <w:u w:val="single"/>
+        </w:rPr>
+        <w:t xml:space="preserve">  </w:t>
       </w:r>
     </w:p>
     <w:p>
@@ -614,7 +713,16 @@
           <w:szCs w:val="30"/>
           <w:u w:val="single"/>
         </w:rPr>
-        <w:t xml:space="preserve">   {</w:t>
+        <w:t xml:space="preserve">   </w:t>
+      </w:r>
+      <w:r>
+        <w:rPr>
+          <w:rFonts w:hAnsi="宋体" w:cs="宋体"/>
+          <w:sz w:val="30"/>
+          <w:szCs w:val="30"/>
+          <w:u w:val="single"/>
+        </w:rPr>
+        <w:t>{{</w:t>
       </w:r>
       <w:r>
         <w:rPr>
@@ -632,7 +740,16 @@
           <w:szCs w:val="30"/>
           <w:u w:val="single"/>
         </w:rPr>
-        <w:t xml:space="preserve">}   </w:t>
+        <w:t>}}</w:t>
+      </w:r>
+      <w:r>
+        <w:rPr>
+          <w:rFonts w:hAnsi="宋体" w:cs="宋体"/>
+          <w:sz w:val="30"/>
+          <w:szCs w:val="30"/>
+          <w:u w:val="single"/>
+        </w:rPr>
+        <w:t xml:space="preserve">   </w:t>
       </w:r>
       <w:r>
         <w:rPr>
@@ -695,7 +812,16 @@
           <w:szCs w:val="30"/>
           <w:u w:val="single"/>
         </w:rPr>
-        <w:t xml:space="preserve">   {</w:t>
+        <w:t xml:space="preserve">   </w:t>
+      </w:r>
+      <w:r>
+        <w:rPr>
+          <w:rFonts w:hAnsi="宋体" w:cs="宋体"/>
+          <w:sz w:val="30"/>
+          <w:szCs w:val="30"/>
+          <w:u w:val="single"/>
+        </w:rPr>
+        <w:t>{{</w:t>
       </w:r>
       <w:r>
         <w:rPr>
@@ -713,7 +839,16 @@
           <w:szCs w:val="30"/>
           <w:u w:val="single"/>
         </w:rPr>
-        <w:t xml:space="preserve">}           </w:t>
+        <w:t>}}</w:t>
+      </w:r>
+      <w:r>
+        <w:rPr>
+          <w:rFonts w:hAnsi="宋体" w:cs="宋体"/>
+          <w:sz w:val="30"/>
+          <w:szCs w:val="30"/>
+          <w:u w:val="single"/>
+        </w:rPr>
+        <w:t xml:space="preserve">           </w:t>
       </w:r>
     </w:p>
     <w:p>
@@ -855,7 +990,25 @@
           <w:szCs w:val="30"/>
           <w:u w:val="single"/>
         </w:rPr>
-        <w:t>{自我介绍}</w:t>
+        <w:t>{{</w:t>
+      </w:r>
+      <w:r>
+        <w:rPr>
+          <w:rFonts w:hAnsi="宋体" w:cs="宋体" w:hint="eastAsia"/>
+          <w:sz w:val="30"/>
+          <w:szCs w:val="30"/>
+          <w:u w:val="single"/>
+        </w:rPr>
+        <w:t>自我介绍</w:t>
+      </w:r>
+      <w:r>
+        <w:rPr>
+          <w:rFonts w:hAnsi="宋体" w:cs="宋体" w:hint="eastAsia"/>
+          <w:sz w:val="30"/>
+          <w:szCs w:val="30"/>
+          <w:u w:val="single"/>
+        </w:rPr>
+        <w:t>}}</w:t>
       </w:r>
     </w:p>
     <w:p>
@@ -885,7 +1038,23 @@
           <w:szCs w:val="30"/>
           <w:u w:val="single"/>
         </w:rPr>
-        <w:t>{用人单位}</w:t>
+        <w:t>{{</w:t>
+      </w:r>
+      <w:r>
+        <w:rPr>
+          <w:sz w:val="30"/>
+          <w:szCs w:val="30"/>
+          <w:u w:val="single"/>
+        </w:rPr>
+        <w:t>用人单位</w:t>
+      </w:r>
+      <w:r>
+        <w:rPr>
+          <w:sz w:val="30"/>
+          <w:szCs w:val="30"/>
+          <w:u w:val="single"/>
+        </w:rPr>
+        <w:t>}}</w:t>
       </w:r>
       <w:r>
         <w:rPr>
@@ -1773,7 +1942,7 @@
         <w:sz w:val="28"/>
         <w:szCs w:val="28"/>
       </w:rPr>
-      <w:t>1</w:t>
+      <w:t>3</w:t>
     </w:r>
     <w:r>
       <w:rPr>
